--- a/backend/templates/bulanan-perdata.docx
+++ b/backend/templates/bulanan-perdata.docx
@@ -986,6 +986,7 @@
                 <w:tab w:val="left" w:leader="dot" w:pos="5245"/>
               </w:tabs>
               <w:ind w:left="-11" w:firstLine="0"/>
+              <w:jc w:val="center"/>
               <w:rPr>
                 <w:rFonts w:ascii="Arial" w:hAnsi="Arial" w:cs="Arial"/>
                 <w:sz w:val="20"/>
@@ -998,53 +999,7 @@
                 <w:sz w:val="20"/>
                 <w:szCs w:val="20"/>
               </w:rPr>
-              <w:t>1/Pdt.G/2026/PN Ntn</w:t>
-            </w:r>
-          </w:p>
-          <w:p>
-            <w:pPr>
-              <w:tabs>
-                <w:tab w:val="left" w:leader="dot" w:pos="3119"/>
-                <w:tab w:val="left" w:pos="3686"/>
-                <w:tab w:val="left" w:leader="dot" w:pos="5245"/>
-              </w:tabs>
-              <w:ind w:left="-11" w:firstLine="0"/>
-              <w:rPr>
-                <w:rFonts w:ascii="Arial" w:hAnsi="Arial" w:cs="Arial"/>
-                <w:sz w:val="20"/>
-                <w:szCs w:val="20"/>
-              </w:rPr>
-            </w:pPr>
-            <w:r>
-              <w:rPr>
-                <w:rFonts w:ascii="Arial" w:hAnsi="Arial" w:cs="Arial"/>
-                <w:sz w:val="20"/>
-                <w:szCs w:val="20"/>
-              </w:rPr>
-              <w:t>2/Pdt.G/2026/PN Ntn</w:t>
-            </w:r>
-          </w:p>
-          <w:p>
-            <w:pPr>
-              <w:tabs>
-                <w:tab w:val="left" w:leader="dot" w:pos="3119"/>
-                <w:tab w:val="left" w:pos="3686"/>
-                <w:tab w:val="left" w:leader="dot" w:pos="5245"/>
-              </w:tabs>
-              <w:ind w:left="-11" w:firstLine="0"/>
-              <w:rPr>
-                <w:rFonts w:ascii="Arial" w:hAnsi="Arial" w:cs="Arial"/>
-                <w:sz w:val="20"/>
-                <w:szCs w:val="20"/>
-              </w:rPr>
-            </w:pPr>
-            <w:r>
-              <w:rPr>
-                <w:rFonts w:ascii="Arial" w:hAnsi="Arial" w:cs="Arial"/>
-                <w:sz w:val="20"/>
-                <w:szCs w:val="20"/>
-              </w:rPr>
-              <w:t>2/Pdt.P/2026/PN Ntn</w:t>
+              <w:t>-</w:t>
             </w:r>
           </w:p>
         </w:tc>
@@ -1074,7 +1029,7 @@
                 <w:sz w:val="20"/>
                 <w:szCs w:val="20"/>
               </w:rPr>
-              <w:sym w:font="Symbol" w:char="F0D6"/>
+              <w:t>-</w:t>
             </w:r>
           </w:p>
         </w:tc>
@@ -1134,7 +1089,7 @@
                 <w:sz w:val="20"/>
                 <w:szCs w:val="20"/>
               </w:rPr>
-              <w:t>Sudah di Proses</w:t>
+              <w:t>-</w:t>
             </w:r>
           </w:p>
         </w:tc>
@@ -2238,6 +2193,14 @@
           <w:rFonts w:ascii="Arial" w:hAnsi="Arial" w:cs="Arial"/>
           <w:sz w:val="24"/>
           <w:szCs w:val="24"/>
+        </w:rPr>
+        <w:t xml:space="preserve">Wakil </w:t>
+      </w:r>
+      <w:r>
+        <w:rPr>
+          <w:rFonts w:ascii="Arial" w:hAnsi="Arial" w:cs="Arial"/>
+          <w:sz w:val="24"/>
+          <w:szCs w:val="24"/>
           <w:lang w:val="id-ID"/>
         </w:rPr>
         <w:t>Ketua Pengadilan Negeri Natuna</w:t>
@@ -2311,7 +2274,7 @@
           <w:sz w:val="24"/>
           <w:szCs w:val="24"/>
         </w:rPr>
-        <w:t>Lodewyk Ivandrie Simanjuntak</w:t>
+        <w:t>Joko Ciptanto</w:t>
       </w:r>
       <w:r>
         <w:rPr>
